--- a/phieu_hoc_tap/Phieu_hoc_tap CSS - BTTH02 - K66.docx
+++ b/phieu_hoc_tap/Phieu_hoc_tap CSS - BTTH02 - K66.docx
@@ -11919,26 +11919,7 @@
                   </w14:solidFill>
                 </w14:textFill>
               </w:rPr>
-              <w:t>div.static</w:t>
-            </w:r>
-            <w:r>
-              <w:rPr>
-                <w:rFonts w:hint="default" w:ascii="Calibri" w:hAnsi="Calibri" w:eastAsia="Consolas" w:cs="Calibri"/>
-                <w:i w:val="0"/>
-                <w:iCs w:val="0"/>
-                <w:caps w:val="0"/>
-                <w:color w:val="000000" w:themeColor="text1"/>
-                <w:spacing w:val="0"/>
-                <w:sz w:val="28"/>
-                <w:szCs w:val="28"/>
-                <w:shd w:val="clear" w:fill="FFFFFF"/>
-                <w14:textFill>
-                  <w14:solidFill>
-                    <w14:schemeClr w14:val="tx1"/>
-                  </w14:solidFill>
-                </w14:textFill>
-              </w:rPr>
-              <w:t> {</w:t>
+              <w:t>div.static {</w:t>
             </w:r>
             <w:r>
               <w:rPr>
@@ -15424,7 +15405,6 @@
           <w:szCs w:val="28"/>
         </w:rPr>
       </w:pPr>
-      <w:bookmarkStart w:id="56" w:name="_GoBack"/>
       <w:r>
         <w:rPr>
           <w:rFonts w:hint="default" w:ascii="Calibri" w:hAnsi="Calibri" w:cs="Calibri"/>
@@ -15473,7 +15453,6 @@
           </wp:inline>
         </w:drawing>
       </w:r>
-      <w:bookmarkEnd w:id="56"/>
     </w:p>
     <w:p>
       <w:pPr>
@@ -17374,6 +17353,7 @@
           <w:rFonts w:hint="default" w:ascii="Calibri" w:hAnsi="Calibri" w:cs="Calibri"/>
           <w:sz w:val="28"/>
           <w:szCs w:val="28"/>
+          <w:lang w:val="en-US"/>
         </w:rPr>
       </w:pPr>
       <w:r>
@@ -17389,11 +17369,13 @@
       <w:r>
         <w:rPr>
           <w:rFonts w:hint="default" w:ascii="Calibri" w:hAnsi="Calibri" w:eastAsia="inter" w:cs="Calibri"/>
-          <w:color w:val="000000"/>
-          <w:sz w:val="28"/>
-          <w:szCs w:val="28"/>
-        </w:rPr>
-        <w:t xml:space="preserve"> __________________________________</w:t>
+          <w:b/>
+          <w:color w:val="000000"/>
+          <w:sz w:val="28"/>
+          <w:szCs w:val="28"/>
+          <w:lang w:val="en-US"/>
+        </w:rPr>
+        <w:t xml:space="preserve"> 04/03/2026</w:t>
       </w:r>
     </w:p>
     <w:p>
@@ -17403,6 +17385,7 @@
           <w:rFonts w:hint="default" w:ascii="Calibri" w:hAnsi="Calibri" w:cs="Calibri"/>
           <w:sz w:val="28"/>
           <w:szCs w:val="28"/>
+          <w:lang w:val="en-US"/>
         </w:rPr>
       </w:pPr>
       <w:r>
@@ -17422,8 +17405,31 @@
           <w:sz w:val="28"/>
           <w:szCs w:val="28"/>
         </w:rPr>
-        <w:t xml:space="preserve"> __________________________________</w:t>
-      </w:r>
+        <w:t xml:space="preserve"> </w:t>
+      </w:r>
+      <w:r>
+        <w:rPr>
+          <w:rFonts w:hint="default" w:ascii="Calibri" w:hAnsi="Calibri" w:eastAsia="inter" w:cs="Calibri"/>
+          <w:color w:val="000000"/>
+          <w:sz w:val="28"/>
+          <w:szCs w:val="28"/>
+          <w:lang w:val="en-US"/>
+        </w:rPr>
+        <w:t xml:space="preserve"> </w:t>
+      </w:r>
+      <w:r>
+        <w:rPr>
+          <w:rFonts w:hint="default" w:ascii="Calibri" w:hAnsi="Calibri" w:eastAsia="inter" w:cs="Calibri"/>
+          <w:color w:val="000000"/>
+          <w:sz w:val="28"/>
+          <w:szCs w:val="28"/>
+          <w:lang w:val="en-US"/>
+        </w:rPr>
+        <w:tab/>
+        <w:t>Nam</w:t>
+      </w:r>
+      <w:bookmarkStart w:id="56" w:name="_GoBack"/>
+      <w:bookmarkEnd w:id="56"/>
     </w:p>
     <w:p>
       <w:pPr>
